--- a/binhai-hospital-geo-diagnosis/working-documents/全阶段_滨海医院GEO诊断执行方案_V2_2026-08-23.docx
+++ b/binhai-hospital-geo-diagnosis/working-documents/全阶段_滨海医院GEO诊断执行方案_V2_2026-08-23.docx
@@ -92,7 +92,7 @@
           <w:sz w:val="21"/>
           <w:szCs w:val="21"/>
         </w:rPr>
-        <w:t xml:space="preserve">文档状态：G0 前工作草案，不是已批准正式件</w:t>
+        <w:t xml:space="preserve">文档状态：G0 已通过，当前处于 02 需求冻结、G1 前</w:t>
       </w:r>
     </w:p>
     <w:p>
@@ -302,6 +302,27 @@
           <w:szCs w:val="21"/>
         </w:rPr>
         <w:t xml:space="preserve">案件代号“泌尿诊断A”和产品线“诊断”是 W / 项目内部设置，内部范围确认见 R0004，不属于客户原话。</w:t>
+      </w:r>
+    </w:p>
+    <w:p>
+      <w:pPr>
+        <w:keepNext w:val="false"/>
+        <w:keepLines/>
+        <w:widowControl/>
+        <w:spacing w:after="120" w:before="0" w:line="360"/>
+      </w:pPr>
+      <w:r>
+        <w:rPr>
+          <w:rFonts w:ascii="Microsoft YaHei" w:cs="Microsoft YaHei" w:eastAsia="Microsoft YaHei" w:hAnsi="Microsoft YaHei"/>
+          <w:b w:val="false"/>
+          <w:bCs w:val="false"/>
+          <w:i w:val="false"/>
+          <w:iCs w:val="false"/>
+          <w:color w:val="1F2937"/>
+          <w:sz w:val="21"/>
+          <w:szCs w:val="21"/>
+        </w:rPr>
+        <w:t xml:space="preserve">01 阶段审核通过记录为 R0008，负责人 G0 批准记录见 project-records/01_G0负责人批准记录_2026-08-23.md。</w:t>
       </w:r>
     </w:p>
     <w:p>
@@ -4584,7 +4605,7 @@
           <w:sz w:val="21"/>
           <w:szCs w:val="21"/>
         </w:rPr>
-        <w:t xml:space="preserve">无。当前项目就在这一站，状态为 G0 前。</w:t>
+        <w:t xml:space="preserve">无。本阶段已完成，R0008 审核通过，G0 已由 W 批准。</w:t>
       </w:r>
     </w:p>
     <w:p>
@@ -4655,59 +4676,59 @@
           <w:sz w:val="21"/>
           <w:szCs w:val="21"/>
         </w:rPr>
-        <w:t xml:space="preserve">[ ] 确认项目内部设置：代号“泌尿诊断A”、品类“泌尿系结石诊疗”、产品线“诊断”；城市“泉州南安”来自客户原话。</w:t>
-      </w:r>
-    </w:p>
-    <w:p>
-      <w:pPr>
-        <w:pStyle w:val="ListParagraph"/>
-        <w:keepNext w:val="false"/>
-        <w:keepLines/>
-        <w:widowControl/>
-        <w:numPr>
-          <w:ilvl w:val="0"/>
-          <w:numId w:val="1"/>
-        </w:numPr>
-        <w:spacing w:after="70" w:before="0" w:line="360"/>
-      </w:pPr>
-      <w:r>
-        <w:rPr>
-          <w:rFonts w:ascii="Microsoft YaHei" w:cs="Microsoft YaHei" w:eastAsia="Microsoft YaHei" w:hAnsi="Microsoft YaHei"/>
-          <w:b w:val="false"/>
-          <w:bCs w:val="false"/>
-          <w:i w:val="false"/>
-          <w:iCs w:val="false"/>
-          <w:color w:val="1F2937"/>
-          <w:sz w:val="21"/>
-          <w:szCs w:val="21"/>
-        </w:rPr>
-        <w:t xml:space="preserve">[ ] 阅读并确认禁售清单。</w:t>
-      </w:r>
-    </w:p>
-    <w:p>
-      <w:pPr>
-        <w:pStyle w:val="ListParagraph"/>
-        <w:keepNext w:val="false"/>
-        <w:keepLines/>
-        <w:widowControl/>
-        <w:numPr>
-          <w:ilvl w:val="0"/>
-          <w:numId w:val="1"/>
-        </w:numPr>
-        <w:spacing w:after="70" w:before="0" w:line="360"/>
-      </w:pPr>
-      <w:r>
-        <w:rPr>
-          <w:rFonts w:ascii="Microsoft YaHei" w:cs="Microsoft YaHei" w:eastAsia="Microsoft YaHei" w:hAnsi="Microsoft YaHei"/>
-          <w:b w:val="false"/>
-          <w:bCs w:val="false"/>
-          <w:i w:val="false"/>
-          <w:iCs w:val="false"/>
-          <w:color w:val="1F2937"/>
-          <w:sz w:val="21"/>
-          <w:szCs w:val="21"/>
-        </w:rPr>
-        <w:t xml:space="preserve">[ ] 将客户原始需求改成可执行边界：不确诊结石、不擅自读取地址、不保证推荐。</w:t>
+        <w:t xml:space="preserve">[x] 确认项目内部设置：代号“泌尿诊断A”、品类“泌尿系结石诊疗”、产品线“诊断”；城市“泉州南安”来自客户原话。</w:t>
+      </w:r>
+    </w:p>
+    <w:p>
+      <w:pPr>
+        <w:pStyle w:val="ListParagraph"/>
+        <w:keepNext w:val="false"/>
+        <w:keepLines/>
+        <w:widowControl/>
+        <w:numPr>
+          <w:ilvl w:val="0"/>
+          <w:numId w:val="1"/>
+        </w:numPr>
+        <w:spacing w:after="70" w:before="0" w:line="360"/>
+      </w:pPr>
+      <w:r>
+        <w:rPr>
+          <w:rFonts w:ascii="Microsoft YaHei" w:cs="Microsoft YaHei" w:eastAsia="Microsoft YaHei" w:hAnsi="Microsoft YaHei"/>
+          <w:b w:val="false"/>
+          <w:bCs w:val="false"/>
+          <w:i w:val="false"/>
+          <w:iCs w:val="false"/>
+          <w:color w:val="1F2937"/>
+          <w:sz w:val="21"/>
+          <w:szCs w:val="21"/>
+        </w:rPr>
+        <w:t xml:space="preserve">[x] 阅读并确认禁售清单。</w:t>
+      </w:r>
+    </w:p>
+    <w:p>
+      <w:pPr>
+        <w:pStyle w:val="ListParagraph"/>
+        <w:keepNext w:val="false"/>
+        <w:keepLines/>
+        <w:widowControl/>
+        <w:numPr>
+          <w:ilvl w:val="0"/>
+          <w:numId w:val="1"/>
+        </w:numPr>
+        <w:spacing w:after="70" w:before="0" w:line="360"/>
+      </w:pPr>
+      <w:r>
+        <w:rPr>
+          <w:rFonts w:ascii="Microsoft YaHei" w:cs="Microsoft YaHei" w:eastAsia="Microsoft YaHei" w:hAnsi="Microsoft YaHei"/>
+          <w:b w:val="false"/>
+          <w:bCs w:val="false"/>
+          <w:i w:val="false"/>
+          <w:iCs w:val="false"/>
+          <w:color w:val="1F2937"/>
+          <w:sz w:val="21"/>
+          <w:szCs w:val="21"/>
+        </w:rPr>
+        <w:t xml:space="preserve">[x] 将客户原始需求改成可执行边界：不确诊结石、不擅自读取地址、不保证推荐。</w:t>
       </w:r>
     </w:p>
     <w:p>
@@ -4785,33 +4806,33 @@
           <w:sz w:val="21"/>
           <w:szCs w:val="21"/>
         </w:rPr>
-        <w:t xml:space="preserve">[ ] 审阅商机卡和范围边界。</w:t>
-      </w:r>
-    </w:p>
-    <w:p>
-      <w:pPr>
-        <w:pStyle w:val="ListParagraph"/>
-        <w:keepNext w:val="false"/>
-        <w:keepLines/>
-        <w:widowControl/>
-        <w:numPr>
-          <w:ilvl w:val="0"/>
-          <w:numId w:val="1"/>
-        </w:numPr>
-        <w:spacing w:after="70" w:before="0" w:line="360"/>
-      </w:pPr>
-      <w:r>
-        <w:rPr>
-          <w:rFonts w:ascii="Microsoft YaHei" w:cs="Microsoft YaHei" w:eastAsia="Microsoft YaHei" w:hAnsi="Microsoft YaHei"/>
-          <w:b w:val="false"/>
-          <w:bCs w:val="false"/>
-          <w:i w:val="false"/>
-          <w:iCs w:val="false"/>
-          <w:color w:val="1F2937"/>
-          <w:sz w:val="21"/>
-          <w:szCs w:val="21"/>
-        </w:rPr>
-        <w:t xml:space="preserve">[ ] 收到 L 审核意见后，决定 G0：批准 / 驳回 / 要改。</w:t>
+        <w:t xml:space="preserve">[x] 审阅商机卡和范围边界。</w:t>
+      </w:r>
+    </w:p>
+    <w:p>
+      <w:pPr>
+        <w:pStyle w:val="ListParagraph"/>
+        <w:keepNext w:val="false"/>
+        <w:keepLines/>
+        <w:widowControl/>
+        <w:numPr>
+          <w:ilvl w:val="0"/>
+          <w:numId w:val="1"/>
+        </w:numPr>
+        <w:spacing w:after="70" w:before="0" w:line="360"/>
+      </w:pPr>
+      <w:r>
+        <w:rPr>
+          <w:rFonts w:ascii="Microsoft YaHei" w:cs="Microsoft YaHei" w:eastAsia="Microsoft YaHei" w:hAnsi="Microsoft YaHei"/>
+          <w:b w:val="false"/>
+          <w:bCs w:val="false"/>
+          <w:i w:val="false"/>
+          <w:iCs w:val="false"/>
+          <w:color w:val="1F2937"/>
+          <w:sz w:val="21"/>
+          <w:szCs w:val="21"/>
+        </w:rPr>
+        <w:t xml:space="preserve">[x] 收到 L 审核意见后批准 G0。</w:t>
       </w:r>
     </w:p>
     <w:p>
@@ -4856,137 +4877,137 @@
           <w:sz w:val="21"/>
           <w:szCs w:val="21"/>
         </w:rPr>
-        <w:t xml:space="preserve">[ ] 独立阅读更新后的 R0001—R0004、修订后的商机卡、范围边界和禁售清单。</w:t>
-      </w:r>
-    </w:p>
-    <w:p>
-      <w:pPr>
-        <w:pStyle w:val="ListParagraph"/>
-        <w:keepNext w:val="false"/>
-        <w:keepLines/>
-        <w:widowControl/>
-        <w:numPr>
-          <w:ilvl w:val="0"/>
-          <w:numId w:val="1"/>
-        </w:numPr>
-        <w:spacing w:after="70" w:before="0" w:line="360"/>
-      </w:pPr>
-      <w:r>
-        <w:rPr>
-          <w:rFonts w:ascii="Microsoft YaHei" w:cs="Microsoft YaHei" w:eastAsia="Microsoft YaHei" w:hAnsi="Microsoft YaHei"/>
-          <w:b w:val="false"/>
-          <w:bCs w:val="false"/>
-          <w:i w:val="false"/>
-          <w:iCs w:val="false"/>
-          <w:color w:val="1F2937"/>
-          <w:sz w:val="21"/>
-          <w:szCs w:val="21"/>
-        </w:rPr>
-        <w:t xml:space="preserve">[ ] 按完整、正确、一致、可追溯、可执行五项审核。</w:t>
-      </w:r>
-    </w:p>
-    <w:p>
-      <w:pPr>
-        <w:pStyle w:val="ListParagraph"/>
-        <w:keepNext w:val="false"/>
-        <w:keepLines/>
-        <w:widowControl/>
-        <w:numPr>
-          <w:ilvl w:val="0"/>
-          <w:numId w:val="1"/>
-        </w:numPr>
-        <w:spacing w:after="70" w:before="0" w:line="360"/>
-      </w:pPr>
-      <w:r>
-        <w:rPr>
-          <w:rFonts w:ascii="Microsoft YaHei" w:cs="Microsoft YaHei" w:eastAsia="Microsoft YaHei" w:hAnsi="Microsoft YaHei"/>
-          <w:b w:val="false"/>
-          <w:bCs w:val="false"/>
-          <w:i w:val="false"/>
-          <w:iCs w:val="false"/>
-          <w:color w:val="1F2937"/>
-          <w:sz w:val="21"/>
-          <w:szCs w:val="21"/>
-        </w:rPr>
-        <w:t xml:space="preserve">[ ] 重点检查三类风险：症状确诊、未经授权定位、保证推荐。</w:t>
-      </w:r>
-    </w:p>
-    <w:p>
-      <w:pPr>
-        <w:pStyle w:val="ListParagraph"/>
-        <w:keepNext w:val="false"/>
-        <w:keepLines/>
-        <w:widowControl/>
-        <w:numPr>
-          <w:ilvl w:val="0"/>
-          <w:numId w:val="1"/>
-        </w:numPr>
-        <w:spacing w:after="70" w:before="0" w:line="360"/>
-      </w:pPr>
-      <w:r>
-        <w:rPr>
-          <w:rFonts w:ascii="Microsoft YaHei" w:cs="Microsoft YaHei" w:eastAsia="Microsoft YaHei" w:hAnsi="Microsoft YaHei"/>
-          <w:b w:val="false"/>
-          <w:bCs w:val="false"/>
-          <w:i w:val="false"/>
-          <w:iCs w:val="false"/>
-          <w:color w:val="1F2937"/>
-          <w:sz w:val="21"/>
-          <w:szCs w:val="21"/>
-        </w:rPr>
-        <w:t xml:space="preserve">[ ] 检查客户原话和当前执行地域是否统一写为“泉州南安”；检查仅说“泉州”是否被排除；并检查“诊断”“泌尿诊断A”是否明确标为 W / 项目内部设置。</w:t>
-      </w:r>
-    </w:p>
-    <w:p>
-      <w:pPr>
-        <w:pStyle w:val="ListParagraph"/>
-        <w:keepNext w:val="false"/>
-        <w:keepLines/>
-        <w:widowControl/>
-        <w:numPr>
-          <w:ilvl w:val="0"/>
-          <w:numId w:val="1"/>
-        </w:numPr>
-        <w:spacing w:after="70" w:before="0" w:line="360"/>
-      </w:pPr>
-      <w:r>
-        <w:rPr>
-          <w:rFonts w:ascii="Microsoft YaHei" w:cs="Microsoft YaHei" w:eastAsia="Microsoft YaHei" w:hAnsi="Microsoft YaHei"/>
-          <w:b w:val="false"/>
-          <w:bCs w:val="false"/>
-          <w:i w:val="false"/>
-          <w:iCs w:val="false"/>
-          <w:color w:val="1F2937"/>
-          <w:sz w:val="21"/>
-          <w:szCs w:val="21"/>
-        </w:rPr>
-        <w:t xml:space="preserve">[ ] 提交 01 审核意见：通过 / 要改；逐条引用问题并提出改口建议。</w:t>
-      </w:r>
-    </w:p>
-    <w:p>
-      <w:pPr>
-        <w:pStyle w:val="ListParagraph"/>
-        <w:keepNext w:val="false"/>
-        <w:keepLines/>
-        <w:widowControl/>
-        <w:numPr>
-          <w:ilvl w:val="0"/>
-          <w:numId w:val="1"/>
-        </w:numPr>
-        <w:spacing w:after="70" w:before="0" w:line="360"/>
-      </w:pPr>
-      <w:r>
-        <w:rPr>
-          <w:rFonts w:ascii="Microsoft YaHei" w:cs="Microsoft YaHei" w:eastAsia="Microsoft YaHei" w:hAnsi="Microsoft YaHei"/>
-          <w:b w:val="false"/>
-          <w:bCs w:val="false"/>
-          <w:i w:val="false"/>
-          <w:iCs w:val="false"/>
-          <w:color w:val="1F2937"/>
-          <w:sz w:val="21"/>
-          <w:szCs w:val="21"/>
-        </w:rPr>
-        <w:t xml:space="preserve">[ ] 不代替 W 批准 G0，不提前设计正式问法或开始手机采集。</w:t>
+        <w:t xml:space="preserve">[x] 独立阅读更新后的 R0001—R0004、修订后的商机卡、范围边界和禁售清单。</w:t>
+      </w:r>
+    </w:p>
+    <w:p>
+      <w:pPr>
+        <w:pStyle w:val="ListParagraph"/>
+        <w:keepNext w:val="false"/>
+        <w:keepLines/>
+        <w:widowControl/>
+        <w:numPr>
+          <w:ilvl w:val="0"/>
+          <w:numId w:val="1"/>
+        </w:numPr>
+        <w:spacing w:after="70" w:before="0" w:line="360"/>
+      </w:pPr>
+      <w:r>
+        <w:rPr>
+          <w:rFonts w:ascii="Microsoft YaHei" w:cs="Microsoft YaHei" w:eastAsia="Microsoft YaHei" w:hAnsi="Microsoft YaHei"/>
+          <w:b w:val="false"/>
+          <w:bCs w:val="false"/>
+          <w:i w:val="false"/>
+          <w:iCs w:val="false"/>
+          <w:color w:val="1F2937"/>
+          <w:sz w:val="21"/>
+          <w:szCs w:val="21"/>
+        </w:rPr>
+        <w:t xml:space="preserve">[x] 按完整、正确、一致、可追溯、可执行五项审核。</w:t>
+      </w:r>
+    </w:p>
+    <w:p>
+      <w:pPr>
+        <w:pStyle w:val="ListParagraph"/>
+        <w:keepNext w:val="false"/>
+        <w:keepLines/>
+        <w:widowControl/>
+        <w:numPr>
+          <w:ilvl w:val="0"/>
+          <w:numId w:val="1"/>
+        </w:numPr>
+        <w:spacing w:after="70" w:before="0" w:line="360"/>
+      </w:pPr>
+      <w:r>
+        <w:rPr>
+          <w:rFonts w:ascii="Microsoft YaHei" w:cs="Microsoft YaHei" w:eastAsia="Microsoft YaHei" w:hAnsi="Microsoft YaHei"/>
+          <w:b w:val="false"/>
+          <w:bCs w:val="false"/>
+          <w:i w:val="false"/>
+          <w:iCs w:val="false"/>
+          <w:color w:val="1F2937"/>
+          <w:sz w:val="21"/>
+          <w:szCs w:val="21"/>
+        </w:rPr>
+        <w:t xml:space="preserve">[x] 重点检查三类风险：症状确诊、未经授权定位、保证推荐。</w:t>
+      </w:r>
+    </w:p>
+    <w:p>
+      <w:pPr>
+        <w:pStyle w:val="ListParagraph"/>
+        <w:keepNext w:val="false"/>
+        <w:keepLines/>
+        <w:widowControl/>
+        <w:numPr>
+          <w:ilvl w:val="0"/>
+          <w:numId w:val="1"/>
+        </w:numPr>
+        <w:spacing w:after="70" w:before="0" w:line="360"/>
+      </w:pPr>
+      <w:r>
+        <w:rPr>
+          <w:rFonts w:ascii="Microsoft YaHei" w:cs="Microsoft YaHei" w:eastAsia="Microsoft YaHei" w:hAnsi="Microsoft YaHei"/>
+          <w:b w:val="false"/>
+          <w:bCs w:val="false"/>
+          <w:i w:val="false"/>
+          <w:iCs w:val="false"/>
+          <w:color w:val="1F2937"/>
+          <w:sz w:val="21"/>
+          <w:szCs w:val="21"/>
+        </w:rPr>
+        <w:t xml:space="preserve">[x] 检查客户原话和当前执行地域是否统一写为“泉州南安”；检查仅说“泉州”是否被排除；并检查“诊断”“泌尿诊断A”是否明确标为 W / 项目内部设置。</w:t>
+      </w:r>
+    </w:p>
+    <w:p>
+      <w:pPr>
+        <w:pStyle w:val="ListParagraph"/>
+        <w:keepNext w:val="false"/>
+        <w:keepLines/>
+        <w:widowControl/>
+        <w:numPr>
+          <w:ilvl w:val="0"/>
+          <w:numId w:val="1"/>
+        </w:numPr>
+        <w:spacing w:after="70" w:before="0" w:line="360"/>
+      </w:pPr>
+      <w:r>
+        <w:rPr>
+          <w:rFonts w:ascii="Microsoft YaHei" w:cs="Microsoft YaHei" w:eastAsia="Microsoft YaHei" w:hAnsi="Microsoft YaHei"/>
+          <w:b w:val="false"/>
+          <w:bCs w:val="false"/>
+          <w:i w:val="false"/>
+          <w:iCs w:val="false"/>
+          <w:color w:val="1F2937"/>
+          <w:sz w:val="21"/>
+          <w:szCs w:val="21"/>
+        </w:rPr>
+        <w:t xml:space="preserve">[x] 提交 R0008，结论通过，必改项和待确认项均为无。</w:t>
+      </w:r>
+    </w:p>
+    <w:p>
+      <w:pPr>
+        <w:pStyle w:val="ListParagraph"/>
+        <w:keepNext w:val="false"/>
+        <w:keepLines/>
+        <w:widowControl/>
+        <w:numPr>
+          <w:ilvl w:val="0"/>
+          <w:numId w:val="1"/>
+        </w:numPr>
+        <w:spacing w:after="70" w:before="0" w:line="360"/>
+      </w:pPr>
+      <w:r>
+        <w:rPr>
+          <w:rFonts w:ascii="Microsoft YaHei" w:cs="Microsoft YaHei" w:eastAsia="Microsoft YaHei" w:hAnsi="Microsoft YaHei"/>
+          <w:b w:val="false"/>
+          <w:bCs w:val="false"/>
+          <w:i w:val="false"/>
+          <w:iCs w:val="false"/>
+          <w:color w:val="1F2937"/>
+          <w:sz w:val="21"/>
+          <w:szCs w:val="21"/>
+        </w:rPr>
+        <w:t xml:space="preserve">[x] 未代替 W 批准 G0，未提前开始手机采集。</w:t>
       </w:r>
     </w:p>
     <w:p>
@@ -10758,163 +10779,85 @@
           <w:sz w:val="22"/>
           <w:szCs w:val="22"/>
         </w:rPr>
-        <w:t xml:space="preserve">立即任务：G0 前</w:t>
-      </w:r>
-    </w:p>
-    <w:p>
-      <w:pPr>
-        <w:pStyle w:val="ListParagraph"/>
-        <w:keepNext w:val="false"/>
-        <w:keepLines/>
-        <w:widowControl/>
-        <w:numPr>
-          <w:ilvl w:val="0"/>
-          <w:numId w:val="1"/>
-        </w:numPr>
-        <w:spacing w:after="70" w:before="0" w:line="360"/>
-      </w:pPr>
-      <w:r>
-        <w:rPr>
-          <w:rFonts w:ascii="Microsoft YaHei" w:cs="Microsoft YaHei" w:eastAsia="Microsoft YaHei" w:hAnsi="Microsoft YaHei"/>
-          <w:b w:val="false"/>
-          <w:bCs w:val="false"/>
-          <w:i w:val="false"/>
-          <w:iCs w:val="false"/>
-          <w:color w:val="1F2937"/>
-          <w:sz w:val="21"/>
-          <w:szCs w:val="21"/>
-        </w:rPr>
-        <w:t xml:space="preserve">[ ] 确认禁售已读。</w:t>
-      </w:r>
-    </w:p>
-    <w:p>
-      <w:pPr>
-        <w:pStyle w:val="ListParagraph"/>
-        <w:keepNext w:val="false"/>
-        <w:keepLines/>
-        <w:widowControl/>
-        <w:numPr>
-          <w:ilvl w:val="0"/>
-          <w:numId w:val="1"/>
-        </w:numPr>
-        <w:spacing w:after="70" w:before="0" w:line="360"/>
-      </w:pPr>
-      <w:r>
-        <w:rPr>
-          <w:rFonts w:ascii="Microsoft YaHei" w:cs="Microsoft YaHei" w:eastAsia="Microsoft YaHei" w:hAnsi="Microsoft YaHei"/>
-          <w:b w:val="false"/>
-          <w:bCs w:val="false"/>
-          <w:i w:val="false"/>
-          <w:iCs w:val="false"/>
-          <w:color w:val="1F2937"/>
-          <w:sz w:val="21"/>
-          <w:szCs w:val="21"/>
-        </w:rPr>
-        <w:t xml:space="preserve">[ ] 确认接受医疗、隐私、推荐三项改口。</w:t>
-      </w:r>
-    </w:p>
-    <w:p>
-      <w:pPr>
-        <w:pStyle w:val="ListParagraph"/>
-        <w:keepNext w:val="false"/>
-        <w:keepLines/>
-        <w:widowControl/>
-        <w:numPr>
-          <w:ilvl w:val="0"/>
-          <w:numId w:val="1"/>
-        </w:numPr>
-        <w:spacing w:after="70" w:before="0" w:line="360"/>
-      </w:pPr>
-      <w:r>
-        <w:rPr>
-          <w:rFonts w:ascii="Microsoft YaHei" w:cs="Microsoft YaHei" w:eastAsia="Microsoft YaHei" w:hAnsi="Microsoft YaHei"/>
-          <w:b w:val="false"/>
-          <w:bCs w:val="false"/>
-          <w:i w:val="false"/>
-          <w:iCs w:val="false"/>
-          <w:color w:val="1F2937"/>
-          <w:sz w:val="21"/>
-          <w:szCs w:val="21"/>
-        </w:rPr>
-        <w:t xml:space="preserve">[ ] 补决策人 / 联系窗口。</w:t>
-      </w:r>
-    </w:p>
-    <w:p>
-      <w:pPr>
-        <w:pStyle w:val="ListParagraph"/>
-        <w:keepNext w:val="false"/>
-        <w:keepLines/>
-        <w:widowControl/>
-        <w:numPr>
-          <w:ilvl w:val="0"/>
-          <w:numId w:val="1"/>
-        </w:numPr>
-        <w:spacing w:after="70" w:before="0" w:line="360"/>
-      </w:pPr>
-      <w:r>
-        <w:rPr>
-          <w:rFonts w:ascii="Microsoft YaHei" w:cs="Microsoft YaHei" w:eastAsia="Microsoft YaHei" w:hAnsi="Microsoft YaHei"/>
-          <w:b w:val="false"/>
-          <w:bCs w:val="false"/>
-          <w:i w:val="false"/>
-          <w:iCs w:val="false"/>
-          <w:color w:val="1F2937"/>
-          <w:sz w:val="21"/>
-          <w:szCs w:val="21"/>
-        </w:rPr>
-        <w:t xml:space="preserve">[ ] 补竞品披露规则。</w:t>
-      </w:r>
-    </w:p>
-    <w:p>
-      <w:pPr>
-        <w:pStyle w:val="ListParagraph"/>
-        <w:keepNext w:val="false"/>
-        <w:keepLines/>
-        <w:widowControl/>
-        <w:numPr>
-          <w:ilvl w:val="0"/>
-          <w:numId w:val="1"/>
-        </w:numPr>
-        <w:spacing w:after="70" w:before="0" w:line="360"/>
-      </w:pPr>
-      <w:r>
-        <w:rPr>
-          <w:rFonts w:ascii="Microsoft YaHei" w:cs="Microsoft YaHei" w:eastAsia="Microsoft YaHei" w:hAnsi="Microsoft YaHei"/>
-          <w:b w:val="false"/>
-          <w:bCs w:val="false"/>
-          <w:i w:val="false"/>
-          <w:iCs w:val="false"/>
-          <w:color w:val="1F2937"/>
-          <w:sz w:val="21"/>
-          <w:szCs w:val="21"/>
-        </w:rPr>
-        <w:t xml:space="preserve">[ ] 审商机卡与范围边界。</w:t>
-      </w:r>
-    </w:p>
-    <w:p>
-      <w:pPr>
-        <w:pStyle w:val="ListParagraph"/>
-        <w:keepNext w:val="false"/>
-        <w:keepLines/>
-        <w:widowControl/>
-        <w:numPr>
-          <w:ilvl w:val="0"/>
-          <w:numId w:val="1"/>
-        </w:numPr>
-        <w:spacing w:after="70" w:before="0" w:line="360"/>
-      </w:pPr>
-      <w:r>
-        <w:rPr>
-          <w:rFonts w:ascii="Microsoft YaHei" w:cs="Microsoft YaHei" w:eastAsia="Microsoft YaHei" w:hAnsi="Microsoft YaHei"/>
-          <w:b w:val="false"/>
-          <w:bCs w:val="false"/>
-          <w:i w:val="false"/>
-          <w:iCs w:val="false"/>
-          <w:color w:val="1F2937"/>
-          <w:sz w:val="21"/>
-          <w:szCs w:val="21"/>
-        </w:rPr>
-        <w:t xml:space="preserve">[ ] 收 L 审核意见并决定 G0。</w:t>
+        <w:t xml:space="preserve">立即任务：02 需求冻结、G1 前</w:t>
+      </w:r>
+    </w:p>
+    <w:p>
+      <w:pPr>
+        <w:pStyle w:val="ListParagraph"/>
+        <w:keepNext w:val="false"/>
+        <w:keepLines/>
+        <w:widowControl/>
+        <w:numPr>
+          <w:ilvl w:val="0"/>
+          <w:numId w:val="1"/>
+        </w:numPr>
+        <w:spacing w:after="70" w:before="0" w:line="360"/>
+      </w:pPr>
+      <w:r>
+        <w:rPr>
+          <w:rFonts w:ascii="Microsoft YaHei" w:cs="Microsoft YaHei" w:eastAsia="Microsoft YaHei" w:hAnsi="Microsoft YaHei"/>
+          <w:b w:val="false"/>
+          <w:bCs w:val="false"/>
+          <w:i w:val="false"/>
+          <w:iCs w:val="false"/>
+          <w:color w:val="1F2937"/>
+          <w:sz w:val="21"/>
+          <w:szCs w:val="21"/>
+        </w:rPr>
+        <w:t xml:space="preserve">[ ] 按 02_需求冻结启动清单_G1前草稿_2026-08-23.md 补充机构事实、客户窗口、平台选择和预算范围。</w:t>
+      </w:r>
+    </w:p>
+    <w:p>
+      <w:pPr>
+        <w:pStyle w:val="ListParagraph"/>
+        <w:keepNext w:val="false"/>
+        <w:keepLines/>
+        <w:widowControl/>
+        <w:numPr>
+          <w:ilvl w:val="0"/>
+          <w:numId w:val="1"/>
+        </w:numPr>
+        <w:spacing w:after="70" w:before="0" w:line="360"/>
+      </w:pPr>
+      <w:r>
+        <w:rPr>
+          <w:rFonts w:ascii="Microsoft YaHei" w:cs="Microsoft YaHei" w:eastAsia="Microsoft YaHei" w:hAnsi="Microsoft YaHei"/>
+          <w:b w:val="false"/>
+          <w:bCs w:val="false"/>
+          <w:i w:val="false"/>
+          <w:iCs w:val="false"/>
+          <w:color w:val="1F2937"/>
+          <w:sz w:val="21"/>
+          <w:szCs w:val="21"/>
+        </w:rPr>
+        <w:t xml:space="preserve">[ ] 起草 02 章程、规格、验收和 need 清单。</w:t>
+      </w:r>
+    </w:p>
+    <w:p>
+      <w:pPr>
+        <w:pStyle w:val="ListParagraph"/>
+        <w:keepNext w:val="false"/>
+        <w:keepLines/>
+        <w:widowControl/>
+        <w:numPr>
+          <w:ilvl w:val="0"/>
+          <w:numId w:val="1"/>
+        </w:numPr>
+        <w:spacing w:after="70" w:before="0" w:line="360"/>
+      </w:pPr>
+      <w:r>
+        <w:rPr>
+          <w:rFonts w:ascii="Microsoft YaHei" w:cs="Microsoft YaHei" w:eastAsia="Microsoft YaHei" w:hAnsi="Microsoft YaHei"/>
+          <w:b w:val="false"/>
+          <w:bCs w:val="false"/>
+          <w:i w:val="false"/>
+          <w:iCs w:val="false"/>
+          <w:color w:val="1F2937"/>
+          <w:sz w:val="21"/>
+          <w:szCs w:val="21"/>
+        </w:rPr>
+        <w:t xml:space="preserve">[ ] 根据 L 意见完成 G1。</w:t>
       </w:r>
     </w:p>
     <w:p>
@@ -10933,59 +10876,7 @@
           <w:sz w:val="22"/>
           <w:szCs w:val="22"/>
         </w:rPr>
-        <w:t xml:space="preserve">G0 后至测量前</w:t>
-      </w:r>
-    </w:p>
-    <w:p>
-      <w:pPr>
-        <w:pStyle w:val="ListParagraph"/>
-        <w:keepNext w:val="false"/>
-        <w:keepLines/>
-        <w:widowControl/>
-        <w:numPr>
-          <w:ilvl w:val="0"/>
-          <w:numId w:val="1"/>
-        </w:numPr>
-        <w:spacing w:after="70" w:before="0" w:line="360"/>
-      </w:pPr>
-      <w:r>
-        <w:rPr>
-          <w:rFonts w:ascii="Microsoft YaHei" w:cs="Microsoft YaHei" w:eastAsia="Microsoft YaHei" w:hAnsi="Microsoft YaHei"/>
-          <w:b w:val="false"/>
-          <w:bCs w:val="false"/>
-          <w:i w:val="false"/>
-          <w:iCs w:val="false"/>
-          <w:color w:val="1F2937"/>
-          <w:sz w:val="21"/>
-          <w:szCs w:val="21"/>
-        </w:rPr>
-        <w:t xml:space="preserve">[ ] 起草 02 章程、规格、验收和 need 清单。</w:t>
-      </w:r>
-    </w:p>
-    <w:p>
-      <w:pPr>
-        <w:pStyle w:val="ListParagraph"/>
-        <w:keepNext w:val="false"/>
-        <w:keepLines/>
-        <w:widowControl/>
-        <w:numPr>
-          <w:ilvl w:val="0"/>
-          <w:numId w:val="1"/>
-        </w:numPr>
-        <w:spacing w:after="70" w:before="0" w:line="360"/>
-      </w:pPr>
-      <w:r>
-        <w:rPr>
-          <w:rFonts w:ascii="Microsoft YaHei" w:cs="Microsoft YaHei" w:eastAsia="Microsoft YaHei" w:hAnsi="Microsoft YaHei"/>
-          <w:b w:val="false"/>
-          <w:bCs w:val="false"/>
-          <w:i w:val="false"/>
-          <w:iCs w:val="false"/>
-          <w:color w:val="1F2937"/>
-          <w:sz w:val="21"/>
-          <w:szCs w:val="21"/>
-        </w:rPr>
-        <w:t xml:space="preserve">[ ] 根据 L 意见完成 G1。</w:t>
+        <w:t xml:space="preserve">G1 后至测量前</w:t>
       </w:r>
     </w:p>
     <w:p>
@@ -11425,85 +11316,59 @@
           <w:sz w:val="22"/>
           <w:szCs w:val="22"/>
         </w:rPr>
-        <w:t xml:space="preserve">立即任务：G0 前</w:t>
-      </w:r>
-    </w:p>
-    <w:p>
-      <w:pPr>
-        <w:pStyle w:val="ListParagraph"/>
-        <w:keepNext w:val="false"/>
-        <w:keepLines/>
-        <w:widowControl/>
-        <w:numPr>
-          <w:ilvl w:val="0"/>
-          <w:numId w:val="1"/>
-        </w:numPr>
-        <w:spacing w:after="70" w:before="0" w:line="360"/>
-      </w:pPr>
-      <w:r>
-        <w:rPr>
-          <w:rFonts w:ascii="Microsoft YaHei" w:cs="Microsoft YaHei" w:eastAsia="Microsoft YaHei" w:hAnsi="Microsoft YaHei"/>
-          <w:b w:val="false"/>
-          <w:bCs w:val="false"/>
-          <w:i w:val="false"/>
-          <w:iCs w:val="false"/>
-          <w:color w:val="1F2937"/>
-          <w:sz w:val="21"/>
-          <w:szCs w:val="21"/>
-        </w:rPr>
-        <w:t xml:space="preserve">[ ] 阅读客户原话、商机卡、范围边界和禁售清单。</w:t>
-      </w:r>
-    </w:p>
-    <w:p>
-      <w:pPr>
-        <w:pStyle w:val="ListParagraph"/>
-        <w:keepNext w:val="false"/>
-        <w:keepLines/>
-        <w:widowControl/>
-        <w:numPr>
-          <w:ilvl w:val="0"/>
-          <w:numId w:val="1"/>
-        </w:numPr>
-        <w:spacing w:after="70" w:before="0" w:line="360"/>
-      </w:pPr>
-      <w:r>
-        <w:rPr>
-          <w:rFonts w:ascii="Microsoft YaHei" w:cs="Microsoft YaHei" w:eastAsia="Microsoft YaHei" w:hAnsi="Microsoft YaHei"/>
-          <w:b w:val="false"/>
-          <w:bCs w:val="false"/>
-          <w:i w:val="false"/>
-          <w:iCs w:val="false"/>
-          <w:color w:val="1F2937"/>
-          <w:sz w:val="21"/>
-          <w:szCs w:val="21"/>
-        </w:rPr>
-        <w:t xml:space="preserve">[ ] 审核医疗、隐私、推荐风险。</w:t>
-      </w:r>
-    </w:p>
-    <w:p>
-      <w:pPr>
-        <w:pStyle w:val="ListParagraph"/>
-        <w:keepNext w:val="false"/>
-        <w:keepLines/>
-        <w:widowControl/>
-        <w:numPr>
-          <w:ilvl w:val="0"/>
-          <w:numId w:val="1"/>
-        </w:numPr>
-        <w:spacing w:after="70" w:before="0" w:line="360"/>
-      </w:pPr>
-      <w:r>
-        <w:rPr>
-          <w:rFonts w:ascii="Microsoft YaHei" w:cs="Microsoft YaHei" w:eastAsia="Microsoft YaHei" w:hAnsi="Microsoft YaHei"/>
-          <w:b w:val="false"/>
-          <w:bCs w:val="false"/>
-          <w:i w:val="false"/>
-          <w:iCs w:val="false"/>
-          <w:color w:val="1F2937"/>
-          <w:sz w:val="21"/>
-          <w:szCs w:val="21"/>
-        </w:rPr>
-        <w:t xml:space="preserve">[ ] 向 W 提交“通过 / 要改 + 理由”。</w:t>
+        <w:t xml:space="preserve">立即任务：02 需求冻结、G1 前</w:t>
+      </w:r>
+    </w:p>
+    <w:p>
+      <w:pPr>
+        <w:pStyle w:val="ListParagraph"/>
+        <w:keepNext w:val="false"/>
+        <w:keepLines/>
+        <w:widowControl/>
+        <w:numPr>
+          <w:ilvl w:val="0"/>
+          <w:numId w:val="1"/>
+        </w:numPr>
+        <w:spacing w:after="70" w:before="0" w:line="360"/>
+      </w:pPr>
+      <w:r>
+        <w:rPr>
+          <w:rFonts w:ascii="Microsoft YaHei" w:cs="Microsoft YaHei" w:eastAsia="Microsoft YaHei" w:hAnsi="Microsoft YaHei"/>
+          <w:b w:val="false"/>
+          <w:bCs w:val="false"/>
+          <w:i w:val="false"/>
+          <w:iCs w:val="false"/>
+          <w:color w:val="1F2937"/>
+          <w:sz w:val="21"/>
+          <w:szCs w:val="21"/>
+        </w:rPr>
+        <w:t xml:space="preserve">[x] 已完成 R0008 审核回传。</w:t>
+      </w:r>
+    </w:p>
+    <w:p>
+      <w:pPr>
+        <w:pStyle w:val="ListParagraph"/>
+        <w:keepNext w:val="false"/>
+        <w:keepLines/>
+        <w:widowControl/>
+        <w:numPr>
+          <w:ilvl w:val="0"/>
+          <w:numId w:val="1"/>
+        </w:numPr>
+        <w:spacing w:after="70" w:before="0" w:line="360"/>
+      </w:pPr>
+      <w:r>
+        <w:rPr>
+          <w:rFonts w:ascii="Microsoft YaHei" w:cs="Microsoft YaHei" w:eastAsia="Microsoft YaHei" w:hAnsi="Microsoft YaHei"/>
+          <w:b w:val="false"/>
+          <w:bCs w:val="false"/>
+          <w:i w:val="false"/>
+          <w:iCs w:val="false"/>
+          <w:color w:val="1F2937"/>
+          <w:sz w:val="21"/>
+          <w:szCs w:val="21"/>
+        </w:rPr>
+        <w:t xml:space="preserve">[ ] 审 02 问法、need、平台和验收，并提交 G1 独立意见。</w:t>
       </w:r>
     </w:p>
     <w:p>
@@ -11548,33 +11413,7 @@
           <w:sz w:val="22"/>
           <w:szCs w:val="22"/>
         </w:rPr>
-        <w:t xml:space="preserve">测量前审核</w:t>
-      </w:r>
-    </w:p>
-    <w:p>
-      <w:pPr>
-        <w:pStyle w:val="ListParagraph"/>
-        <w:keepNext w:val="false"/>
-        <w:keepLines/>
-        <w:widowControl/>
-        <w:numPr>
-          <w:ilvl w:val="0"/>
-          <w:numId w:val="1"/>
-        </w:numPr>
-        <w:spacing w:after="70" w:before="0" w:line="360"/>
-      </w:pPr>
-      <w:r>
-        <w:rPr>
-          <w:rFonts w:ascii="Microsoft YaHei" w:cs="Microsoft YaHei" w:eastAsia="Microsoft YaHei" w:hAnsi="Microsoft YaHei"/>
-          <w:b w:val="false"/>
-          <w:bCs w:val="false"/>
-          <w:i w:val="false"/>
-          <w:iCs w:val="false"/>
-          <w:color w:val="1F2937"/>
-          <w:sz w:val="21"/>
-          <w:szCs w:val="21"/>
-        </w:rPr>
-        <w:t xml:space="preserve">[ ] 审 02 问法、need、平台和验收。</w:t>
+        <w:t xml:space="preserve">G1 后至测量前审核</w:t>
       </w:r>
     </w:p>
     <w:p>
@@ -13495,7 +13334,7 @@
           <w:sz w:val="21"/>
           <w:szCs w:val="21"/>
         </w:rPr>
-        <w:t xml:space="preserve">当前仍在 01 客户初次洽谈、G0 前。</w:t>
+        <w:t xml:space="preserve">当前处于 02 需求冻结、G1 前；G0 已批准。</w:t>
       </w:r>
     </w:p>
     <w:p>
@@ -13542,7 +13381,7 @@
           <w:sz w:val="21"/>
           <w:szCs w:val="21"/>
         </w:rPr>
-        <w:t xml:space="preserve">W 已用最终截图更新 R0001—R0003；继续补充决策人和竞品披露。</w:t>
+        <w:t xml:space="preserve">W 按 02 需求冻结启动清单补充机构官方事实、客户窗口、P0 平台和预算范围。</w:t>
       </w:r>
     </w:p>
     <w:p>
@@ -13568,7 +13407,7 @@
           <w:sz w:val="21"/>
           <w:szCs w:val="21"/>
         </w:rPr>
-        <w:t xml:space="preserve">L 基于更新后的 R0001—R0004 对修订后的商机卡与范围边界重新出具独立审核意见。</w:t>
+        <w:t xml:space="preserve">Agent 起草 02 项目章程、需求规格、验收标准和无品牌问题清单。</w:t>
       </w:r>
     </w:p>
     <w:p>
@@ -13594,7 +13433,7 @@
           <w:sz w:val="21"/>
           <w:szCs w:val="21"/>
         </w:rPr>
-        <w:t xml:space="preserve">Agent 根据意见修订 01 草稿。</w:t>
+        <w:t xml:space="preserve">L 对 02 整套材料进行 G1 独立审核。</w:t>
       </w:r>
     </w:p>
     <w:p>
@@ -13620,7 +13459,7 @@
           <w:sz w:val="21"/>
           <w:szCs w:val="21"/>
         </w:rPr>
-        <w:t xml:space="preserve">W 明确决定 G0：批准 / 驳回 / 要改。</w:t>
+        <w:t xml:space="preserve">W 与 L 分别完成 G1 规定角色的签署。</w:t>
       </w:r>
     </w:p>
     <w:p>
@@ -13646,7 +13485,7 @@
           <w:sz w:val="21"/>
           <w:szCs w:val="21"/>
         </w:rPr>
-        <w:t xml:space="preserve">只有 G0 批准后，才进入 02 锁需求；现在不开始手机测评。</w:t>
+        <w:t xml:space="preserve">G1、G6、G7 完成前不开始手机测评。</w:t>
       </w:r>
     </w:p>
     <w:sectPr>

--- a/binhai-hospital-geo-diagnosis/working-documents/全阶段_滨海医院GEO诊断执行方案_V2_2026-08-23.docx
+++ b/binhai-hospital-geo-diagnosis/working-documents/全阶段_滨海医院GEO诊断执行方案_V2_2026-08-23.docx
@@ -25,13 +25,7 @@
         <w:jc w:val="center"/>
       </w:pPr>
       <w:r>
-        <w:rPr>
-          <w:rFonts w:ascii="Microsoft YaHei" w:cs="Microsoft YaHei" w:eastAsia="Microsoft YaHei" w:hAnsi="Microsoft YaHei"/>
-          <w:color w:val="5D7380"/>
-          <w:sz w:val="19"/>
-          <w:szCs w:val="19"/>
-        </w:rPr>
-        <w:t xml:space="preserve">滨海医院 GEO 诊断项目｜更新日期：2026-08-23</w:t>
+        <w:t>滨海医院 GEO 诊断项目｜更新日期：2026-08-24</w:t>
       </w:r>
     </w:p>
     <w:p>
@@ -208,17 +202,7 @@
         <w:spacing w:after="120" w:before="0" w:line="360"/>
       </w:pPr>
       <w:r>
-        <w:rPr>
-          <w:rFonts w:ascii="Microsoft YaHei" w:cs="Microsoft YaHei" w:eastAsia="Microsoft YaHei" w:hAnsi="Microsoft YaHei"/>
-          <w:b w:val="false"/>
-          <w:bCs w:val="false"/>
-          <w:i w:val="false"/>
-          <w:iCs w:val="false"/>
-          <w:color w:val="1F2937"/>
-          <w:sz w:val="21"/>
-          <w:szCs w:val="21"/>
-        </w:rPr>
-        <w:t xml:space="preserve">更新日期：2026-08-23</w:t>
+        <w:t>更新日期：2026-08-24</w:t>
       </w:r>
     </w:p>
     <w:p>
@@ -323,6 +307,12 @@
           <w:szCs w:val="21"/>
         </w:rPr>
         <w:t xml:space="preserve">01 阶段审核通过记录为 R0008，负责人 G0 批准记录见 project-records/01_G0负责人批准记录_2026-08-23.md。</w:t>
+      </w:r>
+    </w:p>
+    <w:p>
+      <w:pPr/>
+      <w:r>
+        <w:t>2026-08-24，W 另行提供了医院机构专项信息截图 R0009，R0010 为其逐字转录。这两份材料是项目组补充信息，不是客户原话，也不替换 R0001—R0003。项目资料所述科室正式名称为“泌尿外科”，日常常用名称为“泌尿科”；医院名称、地址、电话、挂号路径、官网和服务号候选已整理到 02_医院机构事实清单_G1前草稿_2026-08-24.md，正式测量冻结前仍须完成官方来源复核。</w:t>
       </w:r>
     </w:p>
     <w:p>
@@ -1389,17 +1379,7 @@
         <w:spacing w:after="70" w:before="0" w:line="360"/>
       </w:pPr>
       <w:r>
-        <w:rPr>
-          <w:rFonts w:ascii="Microsoft YaHei" w:cs="Microsoft YaHei" w:eastAsia="Microsoft YaHei" w:hAnsi="Microsoft YaHei"/>
-          <w:b w:val="false"/>
-          <w:bCs w:val="false"/>
-          <w:i w:val="false"/>
-          <w:iCs w:val="false"/>
-          <w:color w:val="1F2937"/>
-          <w:sz w:val="21"/>
-          <w:szCs w:val="21"/>
-        </w:rPr>
-        <w:t xml:space="preserve">医院名称、泌尿科、地址、联系方式、引用和卡片等信息是否准确？</w:t>
+        <w:t>医院名称、泌尿外科 / 泌尿科名称、地址、联系方式、引用和卡片等信息是否准确？</w:t>
       </w:r>
     </w:p>
     <w:p>
@@ -10795,17 +10775,15 @@
         <w:spacing w:after="70" w:before="0" w:line="360"/>
       </w:pPr>
       <w:r>
-        <w:rPr>
-          <w:rFonts w:ascii="Microsoft YaHei" w:cs="Microsoft YaHei" w:eastAsia="Microsoft YaHei" w:hAnsi="Microsoft YaHei"/>
-          <w:b w:val="false"/>
-          <w:bCs w:val="false"/>
-          <w:i w:val="false"/>
-          <w:iCs w:val="false"/>
-          <w:color w:val="1F2937"/>
-          <w:sz w:val="21"/>
-          <w:szCs w:val="21"/>
-        </w:rPr>
-        <w:t xml:space="preserve">[ ] 按 02_需求冻结启动清单_G1前草稿_2026-08-23.md 补充机构事实、客户窗口、平台选择和预算范围。</w:t>
+        <w:t>[x] 提供医院名称、科室名称、地址、电话、挂号方式和来源候选；已登记为 R0009—R0010，并整理为机构事实清单。</w:t>
+      </w:r>
+    </w:p>
+    <w:p>
+      <w:pPr>
+        <w:pStyle w:val="ListParagraph"/>
+      </w:pPr>
+      <w:r>
+        <w:t>[ ] 按 02_需求冻结启动清单_G1前草稿_2026-08-24.md 完成官方来源逐项复核，并补充客户窗口、平台选择和预算范围。</w:t>
       </w:r>
     </w:p>
     <w:p>
@@ -13371,17 +13349,7 @@
         <w:spacing w:after="70" w:before="0" w:line="360"/>
       </w:pPr>
       <w:r>
-        <w:rPr>
-          <w:rFonts w:ascii="Microsoft YaHei" w:cs="Microsoft YaHei" w:eastAsia="Microsoft YaHei" w:hAnsi="Microsoft YaHei"/>
-          <w:b w:val="false"/>
-          <w:bCs w:val="false"/>
-          <w:i w:val="false"/>
-          <w:iCs w:val="false"/>
-          <w:color w:val="1F2937"/>
-          <w:sz w:val="21"/>
-          <w:szCs w:val="21"/>
-        </w:rPr>
-        <w:t xml:space="preserve">W 按 02 需求冻结启动清单补充机构官方事实、客户窗口、P0 平台和预算范围。</w:t>
+        <w:t>W 对 R0009—R0010 中的医院机构信息完成官方来源逐项复核，并补充客户窗口、P0 平台、监测对照规则和预算范围。</w:t>
       </w:r>
     </w:p>
     <w:p>
@@ -13397,17 +13365,7 @@
         <w:spacing w:after="70" w:before="0" w:line="360"/>
       </w:pPr>
       <w:r>
-        <w:rPr>
-          <w:rFonts w:ascii="Microsoft YaHei" w:cs="Microsoft YaHei" w:eastAsia="Microsoft YaHei" w:hAnsi="Microsoft YaHei"/>
-          <w:b w:val="false"/>
-          <w:bCs w:val="false"/>
-          <w:i w:val="false"/>
-          <w:iCs w:val="false"/>
-          <w:color w:val="1F2937"/>
-          <w:sz w:val="21"/>
-          <w:szCs w:val="21"/>
-        </w:rPr>
-        <w:t xml:space="preserve">Agent 起草 02 项目章程、需求规格、验收标准和无品牌问题清单。</w:t>
+        <w:t>Agent 根据 02_医院机构事实清单_G1前草稿_2026-08-24.md 和剩余输入起草 02 项目章程、需求规格、验收标准和无品牌问题清单。</w:t>
       </w:r>
     </w:p>
     <w:p>
